--- a/DATA AGENT PROJECT.docx
+++ b/DATA AGENT PROJECT.docx
@@ -164,7 +164,13 @@
                                     <w:rPr>
                                       <w:color w:val="FFFFFF" w:themeColor="background1"/>
                                     </w:rPr>
-                                    <w:t xml:space="preserve">           DATE:  23/05/2025</w:t>
+                                    <w:t xml:space="preserve">           DATE:  23/05/202</w:t>
+                                  </w:r>
+                                  <w:r>
+                                    <w:rPr>
+                                      <w:color w:val="FFFFFF" w:themeColor="background1"/>
+                                    </w:rPr>
+                                    <w:t>6</w:t>
                                   </w:r>
                                 </w:p>
                                 <w:p>
@@ -340,7 +346,13 @@
                               <w:rPr>
                                 <w:color w:val="FFFFFF" w:themeColor="background1"/>
                               </w:rPr>
-                              <w:t xml:space="preserve">           DATE:  23/05/2025</w:t>
+                              <w:t xml:space="preserve">           DATE:  23/05/202</w:t>
+                            </w:r>
+                            <w:r>
+                              <w:rPr>
+                                <w:color w:val="FFFFFF" w:themeColor="background1"/>
+                              </w:rPr>
+                              <w:t>6</w:t>
                             </w:r>
                           </w:p>
                           <w:p>
@@ -1309,7 +1321,7 @@
                     </pic:cNvPicPr>
                   </pic:nvPicPr>
                   <pic:blipFill>
-                    <a:blip r:embed="rId5" cstate="print">
+                    <a:blip r:embed="rId7" cstate="print">
                       <a:extLst>
                         <a:ext uri="{28A0092B-C50C-407E-A947-70E740481C1C}">
                           <a14:useLocalDpi xmlns:a14="http://schemas.microsoft.com/office/drawing/2010/main" val="0"/>
@@ -1355,6 +1367,116 @@
     <w:p>
       <w:pPr>
         <w:pStyle w:val="ListParagraph"/>
+        <w:rPr>
+          <w:b/>
+          <w:bCs/>
+          <w:sz w:val="32"/>
+          <w:szCs w:val="32"/>
+        </w:rPr>
+      </w:pPr>
+    </w:p>
+    <w:p>
+      <w:pPr>
+        <w:pStyle w:val="ListParagraph"/>
+        <w:rPr>
+          <w:b/>
+          <w:bCs/>
+          <w:sz w:val="32"/>
+          <w:szCs w:val="32"/>
+        </w:rPr>
+      </w:pPr>
+    </w:p>
+    <w:p>
+      <w:pPr>
+        <w:pStyle w:val="ListParagraph"/>
+        <w:rPr>
+          <w:b/>
+          <w:bCs/>
+          <w:sz w:val="32"/>
+          <w:szCs w:val="32"/>
+        </w:rPr>
+      </w:pPr>
+    </w:p>
+    <w:p>
+      <w:pPr>
+        <w:pStyle w:val="ListParagraph"/>
+        <w:rPr>
+          <w:b/>
+          <w:bCs/>
+          <w:sz w:val="32"/>
+          <w:szCs w:val="32"/>
+        </w:rPr>
+      </w:pPr>
+    </w:p>
+    <w:p>
+      <w:pPr>
+        <w:pStyle w:val="ListParagraph"/>
+        <w:rPr>
+          <w:b/>
+          <w:bCs/>
+          <w:sz w:val="32"/>
+          <w:szCs w:val="32"/>
+        </w:rPr>
+      </w:pPr>
+    </w:p>
+    <w:p>
+      <w:pPr>
+        <w:pStyle w:val="ListParagraph"/>
+        <w:rPr>
+          <w:b/>
+          <w:bCs/>
+          <w:sz w:val="32"/>
+          <w:szCs w:val="32"/>
+        </w:rPr>
+      </w:pPr>
+    </w:p>
+    <w:p>
+      <w:pPr>
+        <w:pStyle w:val="ListParagraph"/>
+        <w:rPr>
+          <w:b/>
+          <w:bCs/>
+          <w:sz w:val="32"/>
+          <w:szCs w:val="32"/>
+        </w:rPr>
+      </w:pPr>
+    </w:p>
+    <w:p>
+      <w:pPr>
+        <w:pStyle w:val="ListParagraph"/>
+        <w:rPr>
+          <w:b/>
+          <w:bCs/>
+          <w:sz w:val="32"/>
+          <w:szCs w:val="32"/>
+        </w:rPr>
+      </w:pPr>
+    </w:p>
+    <w:p>
+      <w:pPr>
+        <w:pStyle w:val="ListParagraph"/>
+        <w:rPr>
+          <w:b/>
+          <w:bCs/>
+          <w:sz w:val="32"/>
+          <w:szCs w:val="32"/>
+        </w:rPr>
+      </w:pPr>
+    </w:p>
+    <w:p>
+      <w:pPr>
+        <w:pStyle w:val="ListParagraph"/>
+        <w:rPr>
+          <w:b/>
+          <w:bCs/>
+          <w:sz w:val="32"/>
+          <w:szCs w:val="32"/>
+        </w:rPr>
+      </w:pPr>
+    </w:p>
+    <w:p>
+      <w:pPr>
+        <w:pStyle w:val="ListParagraph"/>
         <w:numPr>
           <w:ilvl w:val="0"/>
           <w:numId w:val="1"/>
@@ -1373,12 +1495,12 @@
           <w:sz w:val="32"/>
           <w:szCs w:val="32"/>
         </w:rPr>
+        <w:lastRenderedPageBreak/>
         <w:t>REVIEW COLUMNS</w:t>
       </w:r>
     </w:p>
     <w:p>
       <w:pPr>
-        <w:pStyle w:val="ListParagraph"/>
         <w:rPr>
           <w:b/>
           <w:bCs/>
@@ -1390,9 +1512,8 @@
         <w:rPr>
           <w:noProof/>
         </w:rPr>
-        <w:lastRenderedPageBreak/>
         <w:drawing>
-          <wp:inline distT="0" distB="0" distL="0" distR="0" wp14:anchorId="5CF3F6C3" wp14:editId="0431554B">
+          <wp:inline distT="0" distB="0" distL="0" distR="0" wp14:anchorId="07AAAC70" wp14:editId="3EC2CE7E">
             <wp:extent cx="5731510" cy="2632710"/>
             <wp:effectExtent l="0" t="0" r="2540" b="0"/>
             <wp:docPr id="438290539" name="Picture 2"/>
@@ -1409,7 +1530,7 @@
                     </pic:cNvPicPr>
                   </pic:nvPicPr>
                   <pic:blipFill>
-                    <a:blip r:embed="rId6" cstate="print">
+                    <a:blip r:embed="rId8" cstate="print">
                       <a:extLst>
                         <a:ext uri="{28A0092B-C50C-407E-A947-70E740481C1C}">
                           <a14:useLocalDpi xmlns:a14="http://schemas.microsoft.com/office/drawing/2010/main" val="0"/>
@@ -1443,19 +1564,21 @@
     </w:p>
     <w:p>
       <w:pPr>
-        <w:pStyle w:val="ListParagraph"/>
-        <w:rPr>
-          <w:sz w:val="32"/>
-          <w:szCs w:val="32"/>
-        </w:rPr>
-      </w:pPr>
-      <w:r>
-        <w:rPr>
+        <w:rPr>
+          <w:b/>
+          <w:bCs/>
+          <w:sz w:val="32"/>
+          <w:szCs w:val="32"/>
+        </w:rPr>
+      </w:pPr>
+      <w:r>
+        <w:rPr>
+          <w:noProof/>
           <w:sz w:val="32"/>
           <w:szCs w:val="32"/>
         </w:rPr>
         <w:drawing>
-          <wp:inline distT="0" distB="0" distL="0" distR="0" wp14:anchorId="38EB3B92" wp14:editId="1CFBD544">
+          <wp:inline distT="0" distB="0" distL="0" distR="0" wp14:anchorId="7815F4EA" wp14:editId="4FB961CD">
             <wp:extent cx="5731510" cy="2600960"/>
             <wp:effectExtent l="0" t="0" r="2540" b="8890"/>
             <wp:docPr id="2019692919" name="Picture 4"/>
@@ -1472,7 +1595,7 @@
                     </pic:cNvPicPr>
                   </pic:nvPicPr>
                   <pic:blipFill>
-                    <a:blip r:embed="rId7" cstate="print">
+                    <a:blip r:embed="rId9" cstate="print">
                       <a:extLst>
                         <a:ext uri="{28A0092B-C50C-407E-A947-70E740481C1C}">
                           <a14:useLocalDpi xmlns:a14="http://schemas.microsoft.com/office/drawing/2010/main" val="0"/>
@@ -1508,6 +1631,92 @@
       <w:pPr>
         <w:pStyle w:val="ListParagraph"/>
         <w:rPr>
+          <w:b/>
+          <w:bCs/>
+          <w:sz w:val="32"/>
+          <w:szCs w:val="32"/>
+        </w:rPr>
+      </w:pPr>
+    </w:p>
+    <w:p>
+      <w:pPr>
+        <w:pStyle w:val="ListParagraph"/>
+        <w:rPr>
+          <w:sz w:val="32"/>
+          <w:szCs w:val="32"/>
+        </w:rPr>
+      </w:pPr>
+    </w:p>
+    <w:p>
+      <w:pPr>
+        <w:pStyle w:val="ListParagraph"/>
+        <w:rPr>
+          <w:sz w:val="32"/>
+          <w:szCs w:val="32"/>
+        </w:rPr>
+      </w:pPr>
+    </w:p>
+    <w:p>
+      <w:pPr>
+        <w:pStyle w:val="ListParagraph"/>
+        <w:rPr>
+          <w:b/>
+          <w:bCs/>
+          <w:sz w:val="32"/>
+          <w:szCs w:val="32"/>
+        </w:rPr>
+      </w:pPr>
+    </w:p>
+    <w:p>
+      <w:pPr>
+        <w:pStyle w:val="ListParagraph"/>
+        <w:rPr>
+          <w:b/>
+          <w:bCs/>
+          <w:sz w:val="32"/>
+          <w:szCs w:val="32"/>
+        </w:rPr>
+      </w:pPr>
+    </w:p>
+    <w:p>
+      <w:pPr>
+        <w:pStyle w:val="ListParagraph"/>
+        <w:rPr>
+          <w:b/>
+          <w:bCs/>
+          <w:sz w:val="32"/>
+          <w:szCs w:val="32"/>
+        </w:rPr>
+      </w:pPr>
+    </w:p>
+    <w:p>
+      <w:pPr>
+        <w:pStyle w:val="ListParagraph"/>
+        <w:rPr>
+          <w:b/>
+          <w:bCs/>
+          <w:sz w:val="32"/>
+          <w:szCs w:val="32"/>
+        </w:rPr>
+      </w:pPr>
+    </w:p>
+    <w:p>
+      <w:pPr>
+        <w:pStyle w:val="ListParagraph"/>
+        <w:rPr>
+          <w:b/>
+          <w:bCs/>
+          <w:sz w:val="32"/>
+          <w:szCs w:val="32"/>
+        </w:rPr>
+      </w:pPr>
+    </w:p>
+    <w:p>
+      <w:pPr>
+        <w:pStyle w:val="ListParagraph"/>
+        <w:rPr>
+          <w:b/>
+          <w:bCs/>
           <w:sz w:val="32"/>
           <w:szCs w:val="32"/>
         </w:rPr>
@@ -1545,12 +1754,12 @@
           <w:sz w:val="32"/>
           <w:szCs w:val="32"/>
         </w:rPr>
+        <w:lastRenderedPageBreak/>
         <w:t>PREPARE TABLE</w:t>
       </w:r>
     </w:p>
     <w:p>
       <w:pPr>
-        <w:pStyle w:val="ListParagraph"/>
         <w:rPr>
           <w:b/>
           <w:bCs/>
@@ -1563,7 +1772,7 @@
           <w:noProof/>
         </w:rPr>
         <w:drawing>
-          <wp:inline distT="0" distB="0" distL="0" distR="0" wp14:anchorId="2C1C48D4" wp14:editId="27C3C8D2">
+          <wp:inline distT="0" distB="0" distL="0" distR="0" wp14:anchorId="6F631D91" wp14:editId="71562C96">
             <wp:extent cx="5731510" cy="2627630"/>
             <wp:effectExtent l="0" t="0" r="2540" b="1270"/>
             <wp:docPr id="1637889258" name="Picture 5"/>
@@ -1580,7 +1789,7 @@
                     </pic:cNvPicPr>
                   </pic:nvPicPr>
                   <pic:blipFill>
-                    <a:blip r:embed="rId8" cstate="print">
+                    <a:blip r:embed="rId10" cstate="print">
                       <a:extLst>
                         <a:ext uri="{28A0092B-C50C-407E-A947-70E740481C1C}">
                           <a14:useLocalDpi xmlns:a14="http://schemas.microsoft.com/office/drawing/2010/main" val="0"/>
@@ -1614,7 +1823,6 @@
     </w:p>
     <w:p>
       <w:pPr>
-        <w:pStyle w:val="ListParagraph"/>
         <w:rPr>
           <w:b/>
           <w:bCs/>
@@ -1626,9 +1834,61 @@
         <w:rPr>
           <w:noProof/>
         </w:rPr>
-        <w:lastRenderedPageBreak/>
         <w:drawing>
-          <wp:inline distT="0" distB="0" distL="0" distR="0" wp14:anchorId="39387821" wp14:editId="673CEFAE">
+          <wp:inline distT="0" distB="0" distL="0" distR="0" wp14:anchorId="49CAF9F2" wp14:editId="4D85D8F6">
+            <wp:extent cx="5731510" cy="2601595"/>
+            <wp:effectExtent l="0" t="0" r="2540" b="8255"/>
+            <wp:docPr id="1824786306" name="Picture 7"/>
+            <wp:cNvGraphicFramePr>
+              <a:graphicFrameLocks xmlns:a="http://schemas.openxmlformats.org/drawingml/2006/main" noChangeAspect="1"/>
+            </wp:cNvGraphicFramePr>
+            <a:graphic xmlns:a="http://schemas.openxmlformats.org/drawingml/2006/main">
+              <a:graphicData uri="http://schemas.openxmlformats.org/drawingml/2006/picture">
+                <pic:pic xmlns:pic="http://schemas.openxmlformats.org/drawingml/2006/picture">
+                  <pic:nvPicPr>
+                    <pic:cNvPr id="0" name="Picture 16"/>
+                    <pic:cNvPicPr>
+                      <a:picLocks noChangeAspect="1" noChangeArrowheads="1"/>
+                    </pic:cNvPicPr>
+                  </pic:nvPicPr>
+                  <pic:blipFill>
+                    <a:blip r:embed="rId11" cstate="print">
+                      <a:extLst>
+                        <a:ext uri="{28A0092B-C50C-407E-A947-70E740481C1C}">
+                          <a14:useLocalDpi xmlns:a14="http://schemas.microsoft.com/office/drawing/2010/main" val="0"/>
+                        </a:ext>
+                      </a:extLst>
+                    </a:blip>
+                    <a:srcRect/>
+                    <a:stretch>
+                      <a:fillRect/>
+                    </a:stretch>
+                  </pic:blipFill>
+                  <pic:spPr bwMode="auto">
+                    <a:xfrm>
+                      <a:off x="0" y="0"/>
+                      <a:ext cx="5731510" cy="2601595"/>
+                    </a:xfrm>
+                    <a:prstGeom prst="rect">
+                      <a:avLst/>
+                    </a:prstGeom>
+                    <a:noFill/>
+                    <a:ln>
+                      <a:noFill/>
+                    </a:ln>
+                  </pic:spPr>
+                </pic:pic>
+              </a:graphicData>
+            </a:graphic>
+          </wp:inline>
+        </w:drawing>
+      </w:r>
+      <w:r>
+        <w:rPr>
+          <w:noProof/>
+        </w:rPr>
+        <w:drawing>
+          <wp:inline distT="0" distB="0" distL="0" distR="0" wp14:anchorId="65C9C9E3" wp14:editId="6A1689A8">
             <wp:extent cx="5731510" cy="2684780"/>
             <wp:effectExtent l="0" t="0" r="2540" b="1270"/>
             <wp:docPr id="276072359" name="Picture 6"/>
@@ -1645,7 +1905,7 @@
                     </pic:cNvPicPr>
                   </pic:nvPicPr>
                   <pic:blipFill>
-                    <a:blip r:embed="rId9" cstate="print">
+                    <a:blip r:embed="rId12" cstate="print">
                       <a:extLst>
                         <a:ext uri="{28A0092B-C50C-407E-A947-70E740481C1C}">
                           <a14:useLocalDpi xmlns:a14="http://schemas.microsoft.com/office/drawing/2010/main" val="0"/>
@@ -1679,6 +1939,16 @@
     </w:p>
     <w:p>
       <w:pPr>
+        <w:rPr>
+          <w:b/>
+          <w:bCs/>
+          <w:sz w:val="32"/>
+          <w:szCs w:val="32"/>
+        </w:rPr>
+      </w:pPr>
+    </w:p>
+    <w:p>
+      <w:pPr>
         <w:pStyle w:val="ListParagraph"/>
         <w:rPr>
           <w:b/>
@@ -1691,105 +1961,7 @@
         <w:rPr>
           <w:noProof/>
         </w:rPr>
-        <w:drawing>
-          <wp:inline distT="0" distB="0" distL="0" distR="0" wp14:anchorId="7A7CC0A8" wp14:editId="5EDD34BC">
-            <wp:extent cx="5731510" cy="2601595"/>
-            <wp:effectExtent l="0" t="0" r="2540" b="8255"/>
-            <wp:docPr id="1824786306" name="Picture 7"/>
-            <wp:cNvGraphicFramePr>
-              <a:graphicFrameLocks xmlns:a="http://schemas.openxmlformats.org/drawingml/2006/main" noChangeAspect="1"/>
-            </wp:cNvGraphicFramePr>
-            <a:graphic xmlns:a="http://schemas.openxmlformats.org/drawingml/2006/main">
-              <a:graphicData uri="http://schemas.openxmlformats.org/drawingml/2006/picture">
-                <pic:pic xmlns:pic="http://schemas.openxmlformats.org/drawingml/2006/picture">
-                  <pic:nvPicPr>
-                    <pic:cNvPr id="0" name="Picture 16"/>
-                    <pic:cNvPicPr>
-                      <a:picLocks noChangeAspect="1" noChangeArrowheads="1"/>
-                    </pic:cNvPicPr>
-                  </pic:nvPicPr>
-                  <pic:blipFill>
-                    <a:blip r:embed="rId10" cstate="print">
-                      <a:extLst>
-                        <a:ext uri="{28A0092B-C50C-407E-A947-70E740481C1C}">
-                          <a14:useLocalDpi xmlns:a14="http://schemas.microsoft.com/office/drawing/2010/main" val="0"/>
-                        </a:ext>
-                      </a:extLst>
-                    </a:blip>
-                    <a:srcRect/>
-                    <a:stretch>
-                      <a:fillRect/>
-                    </a:stretch>
-                  </pic:blipFill>
-                  <pic:spPr bwMode="auto">
-                    <a:xfrm>
-                      <a:off x="0" y="0"/>
-                      <a:ext cx="5731510" cy="2601595"/>
-                    </a:xfrm>
-                    <a:prstGeom prst="rect">
-                      <a:avLst/>
-                    </a:prstGeom>
-                    <a:noFill/>
-                    <a:ln>
-                      <a:noFill/>
-                    </a:ln>
-                  </pic:spPr>
-                </pic:pic>
-              </a:graphicData>
-            </a:graphic>
-          </wp:inline>
-        </w:drawing>
-      </w:r>
-    </w:p>
-    <w:p>
-      <w:pPr>
-        <w:pStyle w:val="ListParagraph"/>
-        <w:rPr>
-          <w:b/>
-          <w:bCs/>
-          <w:sz w:val="32"/>
-          <w:szCs w:val="32"/>
-        </w:rPr>
-      </w:pPr>
-    </w:p>
-    <w:p>
-      <w:pPr>
-        <w:pStyle w:val="ListParagraph"/>
-        <w:numPr>
-          <w:ilvl w:val="0"/>
-          <w:numId w:val="1"/>
-        </w:numPr>
-        <w:rPr>
-          <w:b/>
-          <w:bCs/>
-          <w:sz w:val="32"/>
-          <w:szCs w:val="32"/>
-        </w:rPr>
-      </w:pPr>
-      <w:r>
-        <w:rPr>
-          <w:b/>
-          <w:bCs/>
-          <w:sz w:val="32"/>
-          <w:szCs w:val="32"/>
-        </w:rPr>
-        <w:t>AGENT SETUP</w:t>
-      </w:r>
-    </w:p>
-    <w:p>
-      <w:pPr>
-        <w:pStyle w:val="ListParagraph"/>
-        <w:rPr>
-          <w:b/>
-          <w:bCs/>
-          <w:sz w:val="32"/>
-          <w:szCs w:val="32"/>
-        </w:rPr>
-      </w:pPr>
-      <w:r>
-        <w:rPr>
-          <w:noProof/>
-        </w:rPr>
+        <w:lastRenderedPageBreak/>
         <w:drawing>
           <wp:inline distT="0" distB="0" distL="0" distR="0" wp14:anchorId="48372DC4" wp14:editId="065684FB">
             <wp:extent cx="5731510" cy="2659380"/>
@@ -1808,7 +1980,7 @@
                     </pic:cNvPicPr>
                   </pic:nvPicPr>
                   <pic:blipFill>
-                    <a:blip r:embed="rId11" cstate="print">
+                    <a:blip r:embed="rId13" cstate="print">
                       <a:extLst>
                         <a:ext uri="{28A0092B-C50C-407E-A947-70E740481C1C}">
                           <a14:useLocalDpi xmlns:a14="http://schemas.microsoft.com/office/drawing/2010/main" val="0"/>
@@ -1850,24 +2022,65 @@
           <w:szCs w:val="32"/>
         </w:rPr>
       </w:pPr>
-    </w:p>
-    <w:p>
-      <w:pPr>
-        <w:pStyle w:val="ListParagraph"/>
-        <w:ind w:left="360"/>
-        <w:rPr>
-          <w:b/>
-          <w:bCs/>
-          <w:sz w:val="32"/>
-          <w:szCs w:val="32"/>
-        </w:rPr>
-      </w:pPr>
       <w:r>
         <w:rPr>
           <w:noProof/>
         </w:rPr>
         <w:drawing>
-          <wp:inline distT="0" distB="0" distL="0" distR="0" wp14:anchorId="0DFCFD90" wp14:editId="603C5A06">
+          <wp:inline distT="0" distB="0" distL="0" distR="0" wp14:anchorId="5B2F5F3D" wp14:editId="454F7751">
+            <wp:extent cx="5731510" cy="2623185"/>
+            <wp:effectExtent l="0" t="0" r="2540" b="5715"/>
+            <wp:docPr id="1255740995" name="Picture 16"/>
+            <wp:cNvGraphicFramePr>
+              <a:graphicFrameLocks xmlns:a="http://schemas.openxmlformats.org/drawingml/2006/main" noChangeAspect="1"/>
+            </wp:cNvGraphicFramePr>
+            <a:graphic xmlns:a="http://schemas.openxmlformats.org/drawingml/2006/main">
+              <a:graphicData uri="http://schemas.openxmlformats.org/drawingml/2006/picture">
+                <pic:pic xmlns:pic="http://schemas.openxmlformats.org/drawingml/2006/picture">
+                  <pic:nvPicPr>
+                    <pic:cNvPr id="0" name="Picture 27"/>
+                    <pic:cNvPicPr>
+                      <a:picLocks noChangeAspect="1" noChangeArrowheads="1"/>
+                    </pic:cNvPicPr>
+                  </pic:nvPicPr>
+                  <pic:blipFill>
+                    <a:blip r:embed="rId14" cstate="print">
+                      <a:extLst>
+                        <a:ext uri="{28A0092B-C50C-407E-A947-70E740481C1C}">
+                          <a14:useLocalDpi xmlns:a14="http://schemas.microsoft.com/office/drawing/2010/main" val="0"/>
+                        </a:ext>
+                      </a:extLst>
+                    </a:blip>
+                    <a:srcRect/>
+                    <a:stretch>
+                      <a:fillRect/>
+                    </a:stretch>
+                  </pic:blipFill>
+                  <pic:spPr bwMode="auto">
+                    <a:xfrm>
+                      <a:off x="0" y="0"/>
+                      <a:ext cx="5731510" cy="2623185"/>
+                    </a:xfrm>
+                    <a:prstGeom prst="rect">
+                      <a:avLst/>
+                    </a:prstGeom>
+                    <a:noFill/>
+                    <a:ln>
+                      <a:noFill/>
+                    </a:ln>
+                  </pic:spPr>
+                </pic:pic>
+              </a:graphicData>
+            </a:graphic>
+          </wp:inline>
+        </w:drawing>
+      </w:r>
+      <w:r>
+        <w:rPr>
+          <w:noProof/>
+        </w:rPr>
+        <w:drawing>
+          <wp:inline distT="0" distB="0" distL="0" distR="0" wp14:anchorId="6448C397" wp14:editId="0CF93F49">
             <wp:extent cx="5731510" cy="2663825"/>
             <wp:effectExtent l="0" t="0" r="2540" b="3175"/>
             <wp:docPr id="1651086194" name="Picture 17"/>
@@ -1884,7 +2097,7 @@
                     </pic:cNvPicPr>
                   </pic:nvPicPr>
                   <pic:blipFill>
-                    <a:blip r:embed="rId12" cstate="print">
+                    <a:blip r:embed="rId15" cstate="print">
                       <a:extLst>
                         <a:ext uri="{28A0092B-C50C-407E-A947-70E740481C1C}">
                           <a14:useLocalDpi xmlns:a14="http://schemas.microsoft.com/office/drawing/2010/main" val="0"/>
@@ -1915,63 +2128,23 @@
           </wp:inline>
         </w:drawing>
       </w:r>
+    </w:p>
+    <w:p>
+      <w:pPr>
+        <w:pStyle w:val="ListParagraph"/>
+        <w:ind w:left="360"/>
+        <w:rPr>
+          <w:b/>
+          <w:bCs/>
+          <w:sz w:val="32"/>
+          <w:szCs w:val="32"/>
+        </w:rPr>
+      </w:pPr>
       <w:r>
         <w:rPr>
           <w:noProof/>
         </w:rPr>
-        <w:drawing>
-          <wp:inline distT="0" distB="0" distL="0" distR="0" wp14:anchorId="3D9830CA" wp14:editId="57BBF1E9">
-            <wp:extent cx="5731510" cy="2623185"/>
-            <wp:effectExtent l="0" t="0" r="2540" b="5715"/>
-            <wp:docPr id="1255740995" name="Picture 16"/>
-            <wp:cNvGraphicFramePr>
-              <a:graphicFrameLocks xmlns:a="http://schemas.openxmlformats.org/drawingml/2006/main" noChangeAspect="1"/>
-            </wp:cNvGraphicFramePr>
-            <a:graphic xmlns:a="http://schemas.openxmlformats.org/drawingml/2006/main">
-              <a:graphicData uri="http://schemas.openxmlformats.org/drawingml/2006/picture">
-                <pic:pic xmlns:pic="http://schemas.openxmlformats.org/drawingml/2006/picture">
-                  <pic:nvPicPr>
-                    <pic:cNvPr id="0" name="Picture 27"/>
-                    <pic:cNvPicPr>
-                      <a:picLocks noChangeAspect="1" noChangeArrowheads="1"/>
-                    </pic:cNvPicPr>
-                  </pic:nvPicPr>
-                  <pic:blipFill>
-                    <a:blip r:embed="rId13" cstate="print">
-                      <a:extLst>
-                        <a:ext uri="{28A0092B-C50C-407E-A947-70E740481C1C}">
-                          <a14:useLocalDpi xmlns:a14="http://schemas.microsoft.com/office/drawing/2010/main" val="0"/>
-                        </a:ext>
-                      </a:extLst>
-                    </a:blip>
-                    <a:srcRect/>
-                    <a:stretch>
-                      <a:fillRect/>
-                    </a:stretch>
-                  </pic:blipFill>
-                  <pic:spPr bwMode="auto">
-                    <a:xfrm>
-                      <a:off x="0" y="0"/>
-                      <a:ext cx="5731510" cy="2623185"/>
-                    </a:xfrm>
-                    <a:prstGeom prst="rect">
-                      <a:avLst/>
-                    </a:prstGeom>
-                    <a:noFill/>
-                    <a:ln>
-                      <a:noFill/>
-                    </a:ln>
-                  </pic:spPr>
-                </pic:pic>
-              </a:graphicData>
-            </a:graphic>
-          </wp:inline>
-        </w:drawing>
-      </w:r>
-      <w:r>
-        <w:rPr>
-          <w:noProof/>
-        </w:rPr>
+        <w:lastRenderedPageBreak/>
         <w:drawing>
           <wp:inline distT="0" distB="0" distL="0" distR="0" wp14:anchorId="1294870F" wp14:editId="5AB47366">
             <wp:extent cx="5731510" cy="2634615"/>
@@ -1990,7 +2163,7 @@
                     </pic:cNvPicPr>
                   </pic:nvPicPr>
                   <pic:blipFill>
-                    <a:blip r:embed="rId14" cstate="print">
+                    <a:blip r:embed="rId16" cstate="print">
                       <a:extLst>
                         <a:ext uri="{28A0092B-C50C-407E-A947-70E740481C1C}">
                           <a14:useLocalDpi xmlns:a14="http://schemas.microsoft.com/office/drawing/2010/main" val="0"/>
@@ -2025,7 +2198,6 @@
         <w:rPr>
           <w:noProof/>
         </w:rPr>
-        <w:lastRenderedPageBreak/>
         <w:drawing>
           <wp:inline distT="0" distB="0" distL="0" distR="0" wp14:anchorId="670DFD79" wp14:editId="1A08B27F">
             <wp:extent cx="5731510" cy="2628265"/>
@@ -2044,7 +2216,7 @@
                     </pic:cNvPicPr>
                   </pic:nvPicPr>
                   <pic:blipFill>
-                    <a:blip r:embed="rId15" cstate="print">
+                    <a:blip r:embed="rId17" cstate="print">
                       <a:extLst>
                         <a:ext uri="{28A0092B-C50C-407E-A947-70E740481C1C}">
                           <a14:useLocalDpi xmlns:a14="http://schemas.microsoft.com/office/drawing/2010/main" val="0"/>
@@ -2097,7 +2269,7 @@
                     </pic:cNvPicPr>
                   </pic:nvPicPr>
                   <pic:blipFill>
-                    <a:blip r:embed="rId16" cstate="print">
+                    <a:blip r:embed="rId18" cstate="print">
                       <a:extLst>
                         <a:ext uri="{28A0092B-C50C-407E-A947-70E740481C1C}">
                           <a14:useLocalDpi xmlns:a14="http://schemas.microsoft.com/office/drawing/2010/main" val="0"/>
@@ -2132,6 +2304,7 @@
         <w:rPr>
           <w:noProof/>
         </w:rPr>
+        <w:lastRenderedPageBreak/>
         <w:drawing>
           <wp:inline distT="0" distB="0" distL="0" distR="0" wp14:anchorId="1375699D" wp14:editId="0E6CA854">
             <wp:extent cx="5731510" cy="2614930"/>
@@ -2150,7 +2323,7 @@
                     </pic:cNvPicPr>
                   </pic:nvPicPr>
                   <pic:blipFill>
-                    <a:blip r:embed="rId17" cstate="print">
+                    <a:blip r:embed="rId19" cstate="print">
                       <a:extLst>
                         <a:ext uri="{28A0092B-C50C-407E-A947-70E740481C1C}">
                           <a14:useLocalDpi xmlns:a14="http://schemas.microsoft.com/office/drawing/2010/main" val="0"/>
@@ -2185,7 +2358,6 @@
         <w:rPr>
           <w:noProof/>
         </w:rPr>
-        <w:lastRenderedPageBreak/>
         <w:drawing>
           <wp:inline distT="0" distB="0" distL="0" distR="0" wp14:anchorId="1A617804" wp14:editId="7FD44BCB">
             <wp:extent cx="5731510" cy="2599055"/>
@@ -2204,7 +2376,7 @@
                     </pic:cNvPicPr>
                   </pic:nvPicPr>
                   <pic:blipFill>
-                    <a:blip r:embed="rId18" cstate="print">
+                    <a:blip r:embed="rId20" cstate="print">
                       <a:extLst>
                         <a:ext uri="{28A0092B-C50C-407E-A947-70E740481C1C}">
                           <a14:useLocalDpi xmlns:a14="http://schemas.microsoft.com/office/drawing/2010/main" val="0"/>
@@ -2239,6 +2411,7 @@
         <w:rPr>
           <w:noProof/>
         </w:rPr>
+        <w:lastRenderedPageBreak/>
         <w:drawing>
           <wp:inline distT="0" distB="0" distL="0" distR="0" wp14:anchorId="2845EBF9" wp14:editId="61B5358D">
             <wp:extent cx="5731510" cy="2624455"/>
@@ -2257,7 +2430,7 @@
                     </pic:cNvPicPr>
                   </pic:nvPicPr>
                   <pic:blipFill>
-                    <a:blip r:embed="rId19" cstate="print">
+                    <a:blip r:embed="rId21" cstate="print">
                       <a:extLst>
                         <a:ext uri="{28A0092B-C50C-407E-A947-70E740481C1C}">
                           <a14:useLocalDpi xmlns:a14="http://schemas.microsoft.com/office/drawing/2010/main" val="0"/>
@@ -2310,7 +2483,7 @@
                     </pic:cNvPicPr>
                   </pic:nvPicPr>
                   <pic:blipFill>
-                    <a:blip r:embed="rId20" cstate="print">
+                    <a:blip r:embed="rId22" cstate="print">
                       <a:extLst>
                         <a:ext uri="{28A0092B-C50C-407E-A947-70E740481C1C}">
                           <a14:useLocalDpi xmlns:a14="http://schemas.microsoft.com/office/drawing/2010/main" val="0"/>
@@ -2345,6 +2518,7 @@
     <w:p>
       <w:pPr>
         <w:pStyle w:val="ListParagraph"/>
+        <w:ind w:left="360"/>
         <w:rPr>
           <w:b/>
           <w:bCs/>
@@ -2374,13 +2548,87 @@
           <w:sz w:val="32"/>
           <w:szCs w:val="32"/>
         </w:rPr>
-        <w:t>AGENT INSTRUCTIONS</w:t>
-      </w:r>
-    </w:p>
-    <w:p>
-      <w:pPr>
-        <w:pStyle w:val="ListParagraph"/>
-        <w:ind w:left="360"/>
+        <w:t>CREATE DATA AGENT</w:t>
+      </w:r>
+    </w:p>
+    <w:p>
+      <w:pPr>
+        <w:pStyle w:val="ListParagraph"/>
+        <w:rPr>
+          <w:b/>
+          <w:bCs/>
+          <w:sz w:val="32"/>
+          <w:szCs w:val="32"/>
+        </w:rPr>
+      </w:pPr>
+    </w:p>
+    <w:p>
+      <w:pPr>
+        <w:pStyle w:val="ListParagraph"/>
+        <w:rPr>
+          <w:b/>
+          <w:bCs/>
+          <w:sz w:val="32"/>
+          <w:szCs w:val="32"/>
+        </w:rPr>
+      </w:pPr>
+      <w:r>
+        <w:rPr>
+          <w:noProof/>
+        </w:rPr>
+        <w:drawing>
+          <wp:inline distT="0" distB="0" distL="0" distR="0" wp14:anchorId="0FC45729" wp14:editId="05857D53">
+            <wp:extent cx="5731510" cy="2621280"/>
+            <wp:effectExtent l="0" t="0" r="2540" b="7620"/>
+            <wp:docPr id="419110678" name="Picture 4"/>
+            <wp:cNvGraphicFramePr>
+              <a:graphicFrameLocks xmlns:a="http://schemas.openxmlformats.org/drawingml/2006/main" noChangeAspect="1"/>
+            </wp:cNvGraphicFramePr>
+            <a:graphic xmlns:a="http://schemas.openxmlformats.org/drawingml/2006/main">
+              <a:graphicData uri="http://schemas.openxmlformats.org/drawingml/2006/picture">
+                <pic:pic xmlns:pic="http://schemas.openxmlformats.org/drawingml/2006/picture">
+                  <pic:nvPicPr>
+                    <pic:cNvPr id="0" name="Picture 1"/>
+                    <pic:cNvPicPr>
+                      <a:picLocks noChangeAspect="1" noChangeArrowheads="1"/>
+                    </pic:cNvPicPr>
+                  </pic:nvPicPr>
+                  <pic:blipFill>
+                    <a:blip r:embed="rId23" cstate="print">
+                      <a:extLst>
+                        <a:ext uri="{28A0092B-C50C-407E-A947-70E740481C1C}">
+                          <a14:useLocalDpi xmlns:a14="http://schemas.microsoft.com/office/drawing/2010/main" val="0"/>
+                        </a:ext>
+                      </a:extLst>
+                    </a:blip>
+                    <a:srcRect/>
+                    <a:stretch>
+                      <a:fillRect/>
+                    </a:stretch>
+                  </pic:blipFill>
+                  <pic:spPr bwMode="auto">
+                    <a:xfrm>
+                      <a:off x="0" y="0"/>
+                      <a:ext cx="5731510" cy="2621280"/>
+                    </a:xfrm>
+                    <a:prstGeom prst="rect">
+                      <a:avLst/>
+                    </a:prstGeom>
+                    <a:noFill/>
+                    <a:ln>
+                      <a:noFill/>
+                    </a:ln>
+                  </pic:spPr>
+                </pic:pic>
+              </a:graphicData>
+            </a:graphic>
+          </wp:inline>
+        </w:drawing>
+      </w:r>
+    </w:p>
+    <w:p>
+      <w:pPr>
+        <w:pStyle w:val="ListParagraph"/>
         <w:rPr>
           <w:b/>
           <w:bCs/>
@@ -2394,7 +2642,329 @@
         </w:rPr>
         <w:lastRenderedPageBreak/>
         <w:drawing>
-          <wp:inline distT="0" distB="0" distL="0" distR="0" wp14:anchorId="515FE460" wp14:editId="1B31E75A">
+          <wp:inline distT="0" distB="0" distL="0" distR="0" wp14:anchorId="5AAD537B" wp14:editId="488D2E57">
+            <wp:extent cx="5731510" cy="2841625"/>
+            <wp:effectExtent l="0" t="0" r="2540" b="0"/>
+            <wp:docPr id="1699262212" name="Picture 5"/>
+            <wp:cNvGraphicFramePr>
+              <a:graphicFrameLocks xmlns:a="http://schemas.openxmlformats.org/drawingml/2006/main" noChangeAspect="1"/>
+            </wp:cNvGraphicFramePr>
+            <a:graphic xmlns:a="http://schemas.openxmlformats.org/drawingml/2006/main">
+              <a:graphicData uri="http://schemas.openxmlformats.org/drawingml/2006/picture">
+                <pic:pic xmlns:pic="http://schemas.openxmlformats.org/drawingml/2006/picture">
+                  <pic:nvPicPr>
+                    <pic:cNvPr id="0" name="Picture 3"/>
+                    <pic:cNvPicPr>
+                      <a:picLocks noChangeAspect="1" noChangeArrowheads="1"/>
+                    </pic:cNvPicPr>
+                  </pic:nvPicPr>
+                  <pic:blipFill>
+                    <a:blip r:embed="rId24" cstate="print">
+                      <a:extLst>
+                        <a:ext uri="{28A0092B-C50C-407E-A947-70E740481C1C}">
+                          <a14:useLocalDpi xmlns:a14="http://schemas.microsoft.com/office/drawing/2010/main" val="0"/>
+                        </a:ext>
+                      </a:extLst>
+                    </a:blip>
+                    <a:srcRect/>
+                    <a:stretch>
+                      <a:fillRect/>
+                    </a:stretch>
+                  </pic:blipFill>
+                  <pic:spPr bwMode="auto">
+                    <a:xfrm>
+                      <a:off x="0" y="0"/>
+                      <a:ext cx="5731510" cy="2841625"/>
+                    </a:xfrm>
+                    <a:prstGeom prst="rect">
+                      <a:avLst/>
+                    </a:prstGeom>
+                    <a:noFill/>
+                    <a:ln>
+                      <a:noFill/>
+                    </a:ln>
+                  </pic:spPr>
+                </pic:pic>
+              </a:graphicData>
+            </a:graphic>
+          </wp:inline>
+        </w:drawing>
+      </w:r>
+    </w:p>
+    <w:p>
+      <w:pPr>
+        <w:pStyle w:val="ListParagraph"/>
+        <w:ind w:left="360"/>
+        <w:rPr>
+          <w:b/>
+          <w:bCs/>
+          <w:sz w:val="32"/>
+          <w:szCs w:val="32"/>
+        </w:rPr>
+      </w:pPr>
+    </w:p>
+    <w:p>
+      <w:pPr>
+        <w:pStyle w:val="ListParagraph"/>
+        <w:ind w:left="360"/>
+        <w:rPr>
+          <w:b/>
+          <w:bCs/>
+          <w:sz w:val="32"/>
+          <w:szCs w:val="32"/>
+        </w:rPr>
+      </w:pPr>
+    </w:p>
+    <w:p>
+      <w:pPr>
+        <w:pStyle w:val="ListParagraph"/>
+        <w:ind w:left="360"/>
+        <w:rPr>
+          <w:b/>
+          <w:bCs/>
+          <w:sz w:val="32"/>
+          <w:szCs w:val="32"/>
+        </w:rPr>
+      </w:pPr>
+    </w:p>
+    <w:p>
+      <w:pPr>
+        <w:pStyle w:val="ListParagraph"/>
+        <w:ind w:left="360"/>
+        <w:rPr>
+          <w:b/>
+          <w:bCs/>
+          <w:sz w:val="32"/>
+          <w:szCs w:val="32"/>
+        </w:rPr>
+      </w:pPr>
+    </w:p>
+    <w:p>
+      <w:pPr>
+        <w:pStyle w:val="ListParagraph"/>
+        <w:ind w:left="360"/>
+        <w:rPr>
+          <w:b/>
+          <w:bCs/>
+          <w:sz w:val="32"/>
+          <w:szCs w:val="32"/>
+        </w:rPr>
+      </w:pPr>
+    </w:p>
+    <w:p>
+      <w:pPr>
+        <w:pStyle w:val="ListParagraph"/>
+        <w:ind w:left="360"/>
+        <w:rPr>
+          <w:b/>
+          <w:bCs/>
+          <w:sz w:val="32"/>
+          <w:szCs w:val="32"/>
+        </w:rPr>
+      </w:pPr>
+    </w:p>
+    <w:p>
+      <w:pPr>
+        <w:pStyle w:val="ListParagraph"/>
+        <w:ind w:left="360"/>
+        <w:rPr>
+          <w:b/>
+          <w:bCs/>
+          <w:sz w:val="32"/>
+          <w:szCs w:val="32"/>
+        </w:rPr>
+      </w:pPr>
+    </w:p>
+    <w:p>
+      <w:pPr>
+        <w:pStyle w:val="ListParagraph"/>
+        <w:ind w:left="360"/>
+        <w:rPr>
+          <w:b/>
+          <w:bCs/>
+          <w:sz w:val="32"/>
+          <w:szCs w:val="32"/>
+        </w:rPr>
+      </w:pPr>
+    </w:p>
+    <w:p>
+      <w:pPr>
+        <w:pStyle w:val="ListParagraph"/>
+        <w:ind w:left="360"/>
+        <w:rPr>
+          <w:b/>
+          <w:bCs/>
+          <w:sz w:val="32"/>
+          <w:szCs w:val="32"/>
+        </w:rPr>
+      </w:pPr>
+    </w:p>
+    <w:p>
+      <w:pPr>
+        <w:pStyle w:val="ListParagraph"/>
+        <w:ind w:left="360"/>
+        <w:rPr>
+          <w:b/>
+          <w:bCs/>
+          <w:sz w:val="32"/>
+          <w:szCs w:val="32"/>
+        </w:rPr>
+      </w:pPr>
+    </w:p>
+    <w:p>
+      <w:pPr>
+        <w:pStyle w:val="ListParagraph"/>
+        <w:ind w:left="360"/>
+        <w:rPr>
+          <w:b/>
+          <w:bCs/>
+          <w:sz w:val="32"/>
+          <w:szCs w:val="32"/>
+        </w:rPr>
+      </w:pPr>
+    </w:p>
+    <w:p>
+      <w:pPr>
+        <w:rPr>
+          <w:b/>
+          <w:bCs/>
+          <w:sz w:val="32"/>
+          <w:szCs w:val="32"/>
+        </w:rPr>
+      </w:pPr>
+    </w:p>
+    <w:p>
+      <w:pPr>
+        <w:rPr>
+          <w:b/>
+          <w:bCs/>
+          <w:sz w:val="32"/>
+          <w:szCs w:val="32"/>
+        </w:rPr>
+      </w:pPr>
+    </w:p>
+    <w:p>
+      <w:pPr>
+        <w:rPr>
+          <w:b/>
+          <w:bCs/>
+          <w:sz w:val="32"/>
+          <w:szCs w:val="32"/>
+        </w:rPr>
+      </w:pPr>
+    </w:p>
+    <w:p>
+      <w:pPr>
+        <w:rPr>
+          <w:b/>
+          <w:bCs/>
+          <w:sz w:val="32"/>
+          <w:szCs w:val="32"/>
+        </w:rPr>
+      </w:pPr>
+    </w:p>
+    <w:p>
+      <w:pPr>
+        <w:rPr>
+          <w:b/>
+          <w:bCs/>
+          <w:sz w:val="32"/>
+          <w:szCs w:val="32"/>
+        </w:rPr>
+      </w:pPr>
+    </w:p>
+    <w:p>
+      <w:pPr>
+        <w:rPr>
+          <w:b/>
+          <w:bCs/>
+          <w:sz w:val="32"/>
+          <w:szCs w:val="32"/>
+        </w:rPr>
+      </w:pPr>
+    </w:p>
+    <w:p>
+      <w:pPr>
+        <w:rPr>
+          <w:b/>
+          <w:bCs/>
+          <w:sz w:val="32"/>
+          <w:szCs w:val="32"/>
+        </w:rPr>
+      </w:pPr>
+    </w:p>
+    <w:p>
+      <w:pPr>
+        <w:pStyle w:val="ListParagraph"/>
+        <w:numPr>
+          <w:ilvl w:val="0"/>
+          <w:numId w:val="1"/>
+        </w:numPr>
+        <w:rPr>
+          <w:b/>
+          <w:bCs/>
+          <w:sz w:val="32"/>
+          <w:szCs w:val="32"/>
+        </w:rPr>
+      </w:pPr>
+      <w:r>
+        <w:rPr>
+          <w:b/>
+          <w:bCs/>
+          <w:sz w:val="32"/>
+          <w:szCs w:val="32"/>
+        </w:rPr>
+        <w:lastRenderedPageBreak/>
+        <w:t>AGENT INSTRUCTIONS</w:t>
+      </w:r>
+    </w:p>
+    <w:p>
+      <w:pPr>
+        <w:rPr>
+          <w:b/>
+          <w:bCs/>
+          <w:sz w:val="32"/>
+          <w:szCs w:val="32"/>
+        </w:rPr>
+      </w:pPr>
+    </w:p>
+    <w:p>
+      <w:pPr>
+        <w:rPr>
+          <w:b/>
+          <w:bCs/>
+          <w:sz w:val="32"/>
+          <w:szCs w:val="32"/>
+        </w:rPr>
+      </w:pPr>
+    </w:p>
+    <w:p>
+      <w:pPr>
+        <w:rPr>
+          <w:b/>
+          <w:bCs/>
+          <w:sz w:val="32"/>
+          <w:szCs w:val="32"/>
+        </w:rPr>
+      </w:pPr>
+    </w:p>
+    <w:p>
+      <w:pPr>
+        <w:pStyle w:val="ListParagraph"/>
+        <w:ind w:left="360"/>
+        <w:rPr>
+          <w:b/>
+          <w:bCs/>
+          <w:sz w:val="32"/>
+          <w:szCs w:val="32"/>
+        </w:rPr>
+      </w:pPr>
+      <w:r>
+        <w:rPr>
+          <w:noProof/>
+        </w:rPr>
+        <w:drawing>
+          <wp:inline distT="0" distB="0" distL="0" distR="0" wp14:anchorId="515FE460" wp14:editId="450B00C0">
             <wp:extent cx="5731510" cy="2512060"/>
             <wp:effectExtent l="0" t="0" r="2540" b="2540"/>
             <wp:docPr id="934808288" name="Picture 18"/>
@@ -2411,7 +2981,7 @@
                     </pic:cNvPicPr>
                   </pic:nvPicPr>
                   <pic:blipFill>
-                    <a:blip r:embed="rId21" cstate="print">
+                    <a:blip r:embed="rId25" cstate="print">
                       <a:extLst>
                         <a:ext uri="{28A0092B-C50C-407E-A947-70E740481C1C}">
                           <a14:useLocalDpi xmlns:a14="http://schemas.microsoft.com/office/drawing/2010/main" val="0"/>
@@ -2503,7 +3073,7 @@
           <w:sz w:val="32"/>
           <w:szCs w:val="32"/>
         </w:rPr>
-        <w:t xml:space="preserve">Your tone needs to be business professional, keep the responses short and informative. Use </w:t>
+        <w:t xml:space="preserve">Your tone needs to be business professional, keep the responses short and informative. Use relevant numbers and percentages where necessary. If the question is unclear and or data is missing, ask for clarity and/ or for more information. If values are missing, clearly respond by saying that the value is missing and cannot be found in the dataset. Do not fabricate numbers and do not invent categories. Provide business recommendations where appropriate and provide recommendations where necessary. Make responses accurate and clear. Also, </w:t>
       </w:r>
       <w:r>
         <w:rPr>
@@ -2511,135 +3081,8 @@
           <w:sz w:val="32"/>
           <w:szCs w:val="32"/>
         </w:rPr>
-        <w:t>relevant</w:t>
-      </w:r>
-      <w:r>
-        <w:rPr>
-          <w:rFonts w:ascii="Arial" w:hAnsi="Arial" w:cs="Arial"/>
-          <w:sz w:val="32"/>
-          <w:szCs w:val="32"/>
-        </w:rPr>
-        <w:t xml:space="preserve"> numbers and percentages where </w:t>
-      </w:r>
-      <w:r>
-        <w:rPr>
-          <w:rFonts w:ascii="Arial" w:hAnsi="Arial" w:cs="Arial"/>
-          <w:sz w:val="32"/>
-          <w:szCs w:val="32"/>
-        </w:rPr>
-        <w:t>necessary. If</w:t>
-      </w:r>
-      <w:r>
-        <w:rPr>
-          <w:rFonts w:ascii="Arial" w:hAnsi="Arial" w:cs="Arial"/>
-          <w:sz w:val="32"/>
-          <w:szCs w:val="32"/>
-        </w:rPr>
-        <w:t xml:space="preserve"> the question is unclear and or data is missing, ask for clarity and/ or for more information. </w:t>
-      </w:r>
-      <w:r>
-        <w:rPr>
-          <w:rFonts w:ascii="Arial" w:hAnsi="Arial" w:cs="Arial"/>
-          <w:sz w:val="32"/>
-          <w:szCs w:val="32"/>
-        </w:rPr>
-        <w:t>If</w:t>
-      </w:r>
-      <w:r>
-        <w:rPr>
-          <w:rFonts w:ascii="Arial" w:hAnsi="Arial" w:cs="Arial"/>
-          <w:sz w:val="32"/>
-          <w:szCs w:val="32"/>
-        </w:rPr>
-        <w:t xml:space="preserve"> values are missing, clearly respond by saying that the value is missing and cannot be found in the dataset. Do not fabricate numbers and do not invent </w:t>
-      </w:r>
-      <w:r>
-        <w:rPr>
-          <w:rFonts w:ascii="Arial" w:hAnsi="Arial" w:cs="Arial"/>
-          <w:sz w:val="32"/>
-          <w:szCs w:val="32"/>
-        </w:rPr>
-        <w:t>categories</w:t>
-      </w:r>
-      <w:r>
-        <w:rPr>
-          <w:rFonts w:ascii="Arial" w:hAnsi="Arial" w:cs="Arial"/>
-          <w:sz w:val="32"/>
-          <w:szCs w:val="32"/>
-        </w:rPr>
-        <w:t xml:space="preserve">. Provide business recommendations where appropriate and provide </w:t>
-      </w:r>
-      <w:r>
-        <w:rPr>
-          <w:rFonts w:ascii="Arial" w:hAnsi="Arial" w:cs="Arial"/>
-          <w:sz w:val="32"/>
-          <w:szCs w:val="32"/>
-        </w:rPr>
-        <w:t>recommendations</w:t>
-      </w:r>
-      <w:r>
-        <w:rPr>
-          <w:rFonts w:ascii="Arial" w:hAnsi="Arial" w:cs="Arial"/>
-          <w:sz w:val="32"/>
-          <w:szCs w:val="32"/>
-        </w:rPr>
-        <w:t xml:space="preserve"> where necessary. Make responses accurate and clear. Also</w:t>
-      </w:r>
-      <w:r>
-        <w:rPr>
-          <w:rFonts w:ascii="Arial" w:hAnsi="Arial" w:cs="Arial"/>
-          <w:sz w:val="32"/>
-          <w:szCs w:val="32"/>
-        </w:rPr>
-        <w:t>,</w:t>
-      </w:r>
-      <w:r>
-        <w:rPr>
-          <w:rFonts w:ascii="Arial" w:hAnsi="Arial" w:cs="Arial"/>
-          <w:sz w:val="32"/>
-          <w:szCs w:val="32"/>
-        </w:rPr>
-        <w:t xml:space="preserve"> when asked to generate graphs</w:t>
-      </w:r>
-      <w:r>
-        <w:rPr>
-          <w:rFonts w:ascii="Arial" w:hAnsi="Arial" w:cs="Arial"/>
-          <w:sz w:val="32"/>
-          <w:szCs w:val="32"/>
-        </w:rPr>
-        <w:t>,</w:t>
-      </w:r>
-      <w:r>
-        <w:rPr>
-          <w:rFonts w:ascii="Arial" w:hAnsi="Arial" w:cs="Arial"/>
-          <w:sz w:val="32"/>
-          <w:szCs w:val="32"/>
-        </w:rPr>
-        <w:t xml:space="preserve"> please do as requested with appropriate data and </w:t>
-      </w:r>
-      <w:r>
-        <w:rPr>
-          <w:rFonts w:ascii="Arial" w:hAnsi="Arial" w:cs="Arial"/>
-          <w:sz w:val="32"/>
-          <w:szCs w:val="32"/>
-        </w:rPr>
-        <w:t>clear</w:t>
-      </w:r>
-      <w:r>
-        <w:rPr>
-          <w:rFonts w:ascii="Arial" w:hAnsi="Arial" w:cs="Arial"/>
-          <w:sz w:val="32"/>
-          <w:szCs w:val="32"/>
-        </w:rPr>
-        <w:t xml:space="preserve"> graphs with clear colours.</w:t>
-      </w:r>
-      <w:r>
-        <w:rPr>
-          <w:rFonts w:ascii="Arial" w:hAnsi="Arial" w:cs="Arial"/>
-          <w:sz w:val="32"/>
-          <w:szCs w:val="32"/>
-        </w:rPr>
-        <w:t xml:space="preserve"> </w:t>
+        <w:lastRenderedPageBreak/>
+        <w:t xml:space="preserve">when asked to generate graphs, please do as requested with appropriate data and clear graphs with clear colours. </w:t>
       </w:r>
     </w:p>
     <w:p>
@@ -2693,6 +3136,10 @@
     <w:p>
       <w:pPr>
         <w:pStyle w:val="ListParagraph"/>
+        <w:numPr>
+          <w:ilvl w:val="0"/>
+          <w:numId w:val="1"/>
+        </w:numPr>
         <w:jc w:val="center"/>
         <w:rPr>
           <w:b/>
@@ -2708,7 +3155,6 @@
           <w:sz w:val="32"/>
           <w:szCs w:val="32"/>
         </w:rPr>
-        <w:lastRenderedPageBreak/>
         <w:t>QUESTIONS TESTED</w:t>
       </w:r>
       <w:r>
@@ -2796,6 +3242,7 @@
         <w:rPr>
           <w:b/>
           <w:bCs/>
+          <w:noProof/>
           <w:sz w:val="32"/>
           <w:szCs w:val="32"/>
         </w:rPr>
@@ -2815,7 +3262,7 @@
                     <pic:cNvPicPr/>
                   </pic:nvPicPr>
                   <pic:blipFill>
-                    <a:blip r:embed="rId22"/>
+                    <a:blip r:embed="rId26"/>
                     <a:stretch>
                       <a:fillRect/>
                     </a:stretch>
@@ -2881,86 +3328,6 @@
     <w:p>
       <w:pPr>
         <w:pStyle w:val="ListParagraph"/>
-        <w:ind w:left="1080"/>
-        <w:rPr>
-          <w:sz w:val="32"/>
-          <w:szCs w:val="32"/>
-        </w:rPr>
-      </w:pPr>
-    </w:p>
-    <w:p>
-      <w:pPr>
-        <w:pStyle w:val="ListParagraph"/>
-        <w:ind w:left="1080"/>
-        <w:rPr>
-          <w:sz w:val="32"/>
-          <w:szCs w:val="32"/>
-        </w:rPr>
-      </w:pPr>
-    </w:p>
-    <w:p>
-      <w:pPr>
-        <w:pStyle w:val="ListParagraph"/>
-        <w:ind w:left="1080"/>
-        <w:rPr>
-          <w:sz w:val="32"/>
-          <w:szCs w:val="32"/>
-        </w:rPr>
-      </w:pPr>
-    </w:p>
-    <w:p>
-      <w:pPr>
-        <w:pStyle w:val="ListParagraph"/>
-        <w:ind w:left="1080"/>
-        <w:rPr>
-          <w:sz w:val="32"/>
-          <w:szCs w:val="32"/>
-        </w:rPr>
-      </w:pPr>
-    </w:p>
-    <w:p>
-      <w:pPr>
-        <w:pStyle w:val="ListParagraph"/>
-        <w:ind w:left="1080"/>
-        <w:rPr>
-          <w:sz w:val="32"/>
-          <w:szCs w:val="32"/>
-        </w:rPr>
-      </w:pPr>
-    </w:p>
-    <w:p>
-      <w:pPr>
-        <w:pStyle w:val="ListParagraph"/>
-        <w:ind w:left="1080"/>
-        <w:rPr>
-          <w:sz w:val="32"/>
-          <w:szCs w:val="32"/>
-        </w:rPr>
-      </w:pPr>
-    </w:p>
-    <w:p>
-      <w:pPr>
-        <w:pStyle w:val="ListParagraph"/>
-        <w:ind w:left="1080"/>
-        <w:rPr>
-          <w:sz w:val="32"/>
-          <w:szCs w:val="32"/>
-        </w:rPr>
-      </w:pPr>
-    </w:p>
-    <w:p>
-      <w:pPr>
-        <w:pStyle w:val="ListParagraph"/>
-        <w:ind w:left="1080"/>
-        <w:rPr>
-          <w:sz w:val="32"/>
-          <w:szCs w:val="32"/>
-        </w:rPr>
-      </w:pPr>
-    </w:p>
-    <w:p>
-      <w:pPr>
-        <w:pStyle w:val="ListParagraph"/>
         <w:numPr>
           <w:ilvl w:val="0"/>
           <w:numId w:val="2"/>
@@ -2976,21 +3343,7 @@
           <w:szCs w:val="32"/>
         </w:rPr>
         <w:lastRenderedPageBreak/>
-        <w:t>Which</w:t>
-      </w:r>
-      <w:r>
-        <w:rPr>
-          <w:sz w:val="32"/>
-          <w:szCs w:val="32"/>
-        </w:rPr>
-        <w:t xml:space="preserve"> product category is most popular among customers who are below the age of 35 and are female</w:t>
-      </w:r>
-      <w:r>
-        <w:rPr>
-          <w:sz w:val="32"/>
-          <w:szCs w:val="32"/>
-        </w:rPr>
-        <w:t>?</w:t>
+        <w:t>Which product category is most popular among customers who are below the age of 35 and are female?</w:t>
       </w:r>
     </w:p>
     <w:p>
@@ -3014,6 +3367,7 @@
       </w:pPr>
       <w:r>
         <w:rPr>
+          <w:noProof/>
           <w:sz w:val="32"/>
           <w:szCs w:val="32"/>
         </w:rPr>
@@ -3033,7 +3387,7 @@
                     <pic:cNvPicPr/>
                   </pic:nvPicPr>
                   <pic:blipFill>
-                    <a:blip r:embed="rId23"/>
+                    <a:blip r:embed="rId27"/>
                     <a:stretch>
                       <a:fillRect/>
                     </a:stretch>
@@ -3214,7 +3568,7 @@
                     <pic:cNvPicPr/>
                   </pic:nvPicPr>
                   <pic:blipFill>
-                    <a:blip r:embed="rId24">
+                    <a:blip r:embed="rId28">
                       <a:extLst>
                         <a:ext uri="{28A0092B-C50C-407E-A947-70E740481C1C}">
                           <a14:useLocalDpi xmlns:a14="http://schemas.microsoft.com/office/drawing/2010/main" val="0"/>
@@ -3279,6 +3633,7 @@
       </w:r>
       <w:r>
         <w:rPr>
+          <w:noProof/>
           <w:sz w:val="32"/>
           <w:szCs w:val="32"/>
         </w:rPr>
@@ -3298,7 +3653,7 @@
                     <pic:cNvPicPr/>
                   </pic:nvPicPr>
                   <pic:blipFill>
-                    <a:blip r:embed="rId25"/>
+                    <a:blip r:embed="rId29"/>
                     <a:stretch>
                       <a:fillRect/>
                     </a:stretch>
@@ -3340,6 +3695,7 @@
       </w:pPr>
       <w:r>
         <w:rPr>
+          <w:noProof/>
           <w:sz w:val="32"/>
           <w:szCs w:val="32"/>
         </w:rPr>
@@ -3360,7 +3716,7 @@
                     <pic:cNvPicPr/>
                   </pic:nvPicPr>
                   <pic:blipFill>
-                    <a:blip r:embed="rId26"/>
+                    <a:blip r:embed="rId30"/>
                     <a:stretch>
                       <a:fillRect/>
                     </a:stretch>
@@ -3392,6 +3748,7 @@
       </w:pPr>
       <w:r>
         <w:rPr>
+          <w:noProof/>
           <w:sz w:val="32"/>
           <w:szCs w:val="32"/>
         </w:rPr>
@@ -3411,7 +3768,7 @@
                     <pic:cNvPicPr/>
                   </pic:nvPicPr>
                   <pic:blipFill>
-                    <a:blip r:embed="rId27"/>
+                    <a:blip r:embed="rId31"/>
                     <a:stretch>
                       <a:fillRect/>
                     </a:stretch>
@@ -3464,6 +3821,7 @@
       </w:pPr>
       <w:r>
         <w:rPr>
+          <w:noProof/>
           <w:sz w:val="32"/>
           <w:szCs w:val="32"/>
         </w:rPr>
@@ -3483,7 +3841,7 @@
                     <pic:cNvPicPr/>
                   </pic:nvPicPr>
                   <pic:blipFill>
-                    <a:blip r:embed="rId28"/>
+                    <a:blip r:embed="rId32"/>
                     <a:stretch>
                       <a:fillRect/>
                     </a:stretch>
@@ -3515,6 +3873,7 @@
       </w:pPr>
       <w:r>
         <w:rPr>
+          <w:noProof/>
           <w:sz w:val="32"/>
           <w:szCs w:val="32"/>
         </w:rPr>
@@ -3535,7 +3894,7 @@
                     <pic:cNvPicPr/>
                   </pic:nvPicPr>
                   <pic:blipFill>
-                    <a:blip r:embed="rId29"/>
+                    <a:blip r:embed="rId33"/>
                     <a:stretch>
                       <a:fillRect/>
                     </a:stretch>
@@ -3753,6 +4112,7 @@
       </w:pPr>
       <w:r>
         <w:rPr>
+          <w:noProof/>
           <w:sz w:val="32"/>
           <w:szCs w:val="32"/>
         </w:rPr>
@@ -3772,7 +4132,7 @@
                     <pic:cNvPicPr/>
                   </pic:nvPicPr>
                   <pic:blipFill>
-                    <a:blip r:embed="rId30"/>
+                    <a:blip r:embed="rId34"/>
                     <a:stretch>
                       <a:fillRect/>
                     </a:stretch>
@@ -3804,6 +4164,7 @@
       </w:pPr>
       <w:r>
         <w:rPr>
+          <w:noProof/>
           <w:sz w:val="32"/>
           <w:szCs w:val="32"/>
         </w:rPr>
@@ -3824,7 +4185,7 @@
                     <pic:cNvPicPr/>
                   </pic:nvPicPr>
                   <pic:blipFill>
-                    <a:blip r:embed="rId31"/>
+                    <a:blip r:embed="rId35"/>
                     <a:stretch>
                       <a:fillRect/>
                     </a:stretch>
@@ -4076,6 +4437,7 @@
       </w:pPr>
       <w:r>
         <w:rPr>
+          <w:noProof/>
           <w:sz w:val="32"/>
           <w:szCs w:val="32"/>
         </w:rPr>
@@ -4095,7 +4457,7 @@
                     <pic:cNvPicPr/>
                   </pic:nvPicPr>
                   <pic:blipFill>
-                    <a:blip r:embed="rId32"/>
+                    <a:blip r:embed="rId36"/>
                     <a:stretch>
                       <a:fillRect/>
                     </a:stretch>
@@ -4127,6 +4489,7 @@
       </w:pPr>
       <w:r>
         <w:rPr>
+          <w:noProof/>
           <w:sz w:val="32"/>
           <w:szCs w:val="32"/>
         </w:rPr>
@@ -4147,7 +4510,7 @@
                     <pic:cNvPicPr/>
                   </pic:nvPicPr>
                   <pic:blipFill>
-                    <a:blip r:embed="rId33"/>
+                    <a:blip r:embed="rId37"/>
                     <a:stretch>
                       <a:fillRect/>
                     </a:stretch>
@@ -4179,6 +4542,7 @@
       </w:pPr>
       <w:r>
         <w:rPr>
+          <w:noProof/>
           <w:sz w:val="32"/>
           <w:szCs w:val="32"/>
         </w:rPr>
@@ -4199,7 +4563,7 @@
                     <pic:cNvPicPr/>
                   </pic:nvPicPr>
                   <pic:blipFill>
-                    <a:blip r:embed="rId34"/>
+                    <a:blip r:embed="rId38"/>
                     <a:stretch>
                       <a:fillRect/>
                     </a:stretch>
@@ -4352,6 +4716,7 @@
       </w:pPr>
       <w:r>
         <w:rPr>
+          <w:noProof/>
           <w:sz w:val="32"/>
           <w:szCs w:val="32"/>
         </w:rPr>
@@ -4371,7 +4736,7 @@
                     <pic:cNvPicPr/>
                   </pic:nvPicPr>
                   <pic:blipFill>
-                    <a:blip r:embed="rId35"/>
+                    <a:blip r:embed="rId39"/>
                     <a:stretch>
                       <a:fillRect/>
                     </a:stretch>
@@ -4413,6 +4778,7 @@
       </w:pPr>
       <w:r>
         <w:rPr>
+          <w:noProof/>
           <w:sz w:val="32"/>
           <w:szCs w:val="32"/>
         </w:rPr>
@@ -4433,7 +4799,7 @@
                     <pic:cNvPicPr/>
                   </pic:nvPicPr>
                   <pic:blipFill>
-                    <a:blip r:embed="rId36"/>
+                    <a:blip r:embed="rId40"/>
                     <a:stretch>
                       <a:fillRect/>
                     </a:stretch>
@@ -4465,6 +4831,7 @@
       </w:pPr>
       <w:r>
         <w:rPr>
+          <w:noProof/>
           <w:sz w:val="32"/>
           <w:szCs w:val="32"/>
         </w:rPr>
@@ -4484,7 +4851,7 @@
                     <pic:cNvPicPr/>
                   </pic:nvPicPr>
                   <pic:blipFill>
-                    <a:blip r:embed="rId37"/>
+                    <a:blip r:embed="rId41"/>
                     <a:stretch>
                       <a:fillRect/>
                     </a:stretch>
@@ -4557,6 +4924,7 @@
       </w:pPr>
       <w:r>
         <w:rPr>
+          <w:noProof/>
           <w:sz w:val="32"/>
           <w:szCs w:val="32"/>
         </w:rPr>
@@ -4576,7 +4944,7 @@
                     <pic:cNvPicPr/>
                   </pic:nvPicPr>
                   <pic:blipFill>
-                    <a:blip r:embed="rId38"/>
+                    <a:blip r:embed="rId42"/>
                     <a:stretch>
                       <a:fillRect/>
                     </a:stretch>
@@ -4608,6 +4976,7 @@
       </w:pPr>
       <w:r>
         <w:rPr>
+          <w:noProof/>
           <w:sz w:val="32"/>
           <w:szCs w:val="32"/>
         </w:rPr>
@@ -4628,7 +4997,7 @@
                     <pic:cNvPicPr/>
                   </pic:nvPicPr>
                   <pic:blipFill>
-                    <a:blip r:embed="rId39"/>
+                    <a:blip r:embed="rId43"/>
                     <a:stretch>
                       <a:fillRect/>
                     </a:stretch>
@@ -4660,6 +5029,7 @@
       </w:pPr>
       <w:r>
         <w:rPr>
+          <w:noProof/>
           <w:sz w:val="32"/>
           <w:szCs w:val="32"/>
         </w:rPr>
@@ -4680,7 +5050,7 @@
                     <pic:cNvPicPr/>
                   </pic:nvPicPr>
                   <pic:blipFill>
-                    <a:blip r:embed="rId40"/>
+                    <a:blip r:embed="rId44"/>
                     <a:stretch>
                       <a:fillRect/>
                     </a:stretch>
@@ -4749,6 +5119,7 @@
       </w:pPr>
       <w:r>
         <w:rPr>
+          <w:noProof/>
           <w:sz w:val="32"/>
           <w:szCs w:val="32"/>
         </w:rPr>
@@ -4768,7 +5139,7 @@
                     <pic:cNvPicPr/>
                   </pic:nvPicPr>
                   <pic:blipFill>
-                    <a:blip r:embed="rId41"/>
+                    <a:blip r:embed="rId45"/>
                     <a:stretch>
                       <a:fillRect/>
                     </a:stretch>
@@ -4838,13 +5209,186 @@
           <w:szCs w:val="32"/>
         </w:rPr>
       </w:pPr>
-      <w:r>
-        <w:rPr>
-          <w:b/>
-          <w:bCs/>
-          <w:sz w:val="32"/>
-          <w:szCs w:val="32"/>
-        </w:rPr>
+    </w:p>
+    <w:p>
+      <w:pPr>
+        <w:pStyle w:val="ListParagraph"/>
+        <w:ind w:left="0"/>
+        <w:jc w:val="center"/>
+        <w:rPr>
+          <w:b/>
+          <w:bCs/>
+          <w:sz w:val="32"/>
+          <w:szCs w:val="32"/>
+        </w:rPr>
+      </w:pPr>
+    </w:p>
+    <w:p>
+      <w:pPr>
+        <w:pStyle w:val="ListParagraph"/>
+        <w:ind w:left="0"/>
+        <w:jc w:val="center"/>
+        <w:rPr>
+          <w:b/>
+          <w:bCs/>
+          <w:sz w:val="32"/>
+          <w:szCs w:val="32"/>
+        </w:rPr>
+      </w:pPr>
+    </w:p>
+    <w:p>
+      <w:pPr>
+        <w:pStyle w:val="ListParagraph"/>
+        <w:ind w:left="0"/>
+        <w:jc w:val="center"/>
+        <w:rPr>
+          <w:b/>
+          <w:bCs/>
+          <w:sz w:val="32"/>
+          <w:szCs w:val="32"/>
+        </w:rPr>
+      </w:pPr>
+    </w:p>
+    <w:p>
+      <w:pPr>
+        <w:pStyle w:val="ListParagraph"/>
+        <w:ind w:left="0"/>
+        <w:jc w:val="center"/>
+        <w:rPr>
+          <w:b/>
+          <w:bCs/>
+          <w:sz w:val="32"/>
+          <w:szCs w:val="32"/>
+        </w:rPr>
+      </w:pPr>
+    </w:p>
+    <w:p>
+      <w:pPr>
+        <w:pStyle w:val="ListParagraph"/>
+        <w:ind w:left="0"/>
+        <w:jc w:val="center"/>
+        <w:rPr>
+          <w:b/>
+          <w:bCs/>
+          <w:sz w:val="32"/>
+          <w:szCs w:val="32"/>
+        </w:rPr>
+      </w:pPr>
+    </w:p>
+    <w:p>
+      <w:pPr>
+        <w:pStyle w:val="ListParagraph"/>
+        <w:ind w:left="0"/>
+        <w:jc w:val="center"/>
+        <w:rPr>
+          <w:b/>
+          <w:bCs/>
+          <w:sz w:val="32"/>
+          <w:szCs w:val="32"/>
+        </w:rPr>
+      </w:pPr>
+    </w:p>
+    <w:p>
+      <w:pPr>
+        <w:pStyle w:val="ListParagraph"/>
+        <w:ind w:left="0"/>
+        <w:jc w:val="center"/>
+        <w:rPr>
+          <w:b/>
+          <w:bCs/>
+          <w:sz w:val="32"/>
+          <w:szCs w:val="32"/>
+        </w:rPr>
+      </w:pPr>
+    </w:p>
+    <w:p>
+      <w:pPr>
+        <w:pStyle w:val="ListParagraph"/>
+        <w:ind w:left="0"/>
+        <w:jc w:val="center"/>
+        <w:rPr>
+          <w:b/>
+          <w:bCs/>
+          <w:sz w:val="32"/>
+          <w:szCs w:val="32"/>
+        </w:rPr>
+      </w:pPr>
+    </w:p>
+    <w:p>
+      <w:pPr>
+        <w:pStyle w:val="ListParagraph"/>
+        <w:ind w:left="0"/>
+        <w:jc w:val="center"/>
+        <w:rPr>
+          <w:b/>
+          <w:bCs/>
+          <w:sz w:val="32"/>
+          <w:szCs w:val="32"/>
+        </w:rPr>
+      </w:pPr>
+    </w:p>
+    <w:p>
+      <w:pPr>
+        <w:pStyle w:val="ListParagraph"/>
+        <w:ind w:left="0"/>
+        <w:jc w:val="center"/>
+        <w:rPr>
+          <w:b/>
+          <w:bCs/>
+          <w:sz w:val="32"/>
+          <w:szCs w:val="32"/>
+        </w:rPr>
+      </w:pPr>
+    </w:p>
+    <w:p>
+      <w:pPr>
+        <w:pStyle w:val="ListParagraph"/>
+        <w:ind w:left="0"/>
+        <w:jc w:val="center"/>
+        <w:rPr>
+          <w:b/>
+          <w:bCs/>
+          <w:sz w:val="32"/>
+          <w:szCs w:val="32"/>
+        </w:rPr>
+      </w:pPr>
+    </w:p>
+    <w:p>
+      <w:pPr>
+        <w:pStyle w:val="ListParagraph"/>
+        <w:ind w:left="0"/>
+        <w:jc w:val="center"/>
+        <w:rPr>
+          <w:b/>
+          <w:bCs/>
+          <w:sz w:val="32"/>
+          <w:szCs w:val="32"/>
+        </w:rPr>
+      </w:pPr>
+    </w:p>
+    <w:p>
+      <w:pPr>
+        <w:pStyle w:val="ListParagraph"/>
+        <w:numPr>
+          <w:ilvl w:val="0"/>
+          <w:numId w:val="1"/>
+        </w:numPr>
+        <w:jc w:val="center"/>
+        <w:rPr>
+          <w:b/>
+          <w:bCs/>
+          <w:sz w:val="32"/>
+          <w:szCs w:val="32"/>
+        </w:rPr>
+      </w:pPr>
+      <w:r>
+        <w:rPr>
+          <w:b/>
+          <w:bCs/>
+          <w:sz w:val="32"/>
+          <w:szCs w:val="32"/>
+        </w:rPr>
+        <w:lastRenderedPageBreak/>
         <w:t>VALIDATION OF ANSWERS</w:t>
       </w:r>
     </w:p>
@@ -4899,6 +5443,7 @@
       </w:pPr>
       <w:r>
         <w:rPr>
+          <w:noProof/>
           <w:sz w:val="32"/>
           <w:szCs w:val="32"/>
         </w:rPr>
@@ -4918,7 +5463,7 @@
                     <pic:cNvPicPr/>
                   </pic:nvPicPr>
                   <pic:blipFill>
-                    <a:blip r:embed="rId42"/>
+                    <a:blip r:embed="rId46"/>
                     <a:stretch>
                       <a:fillRect/>
                     </a:stretch>
@@ -4948,6 +5493,24 @@
           <w:szCs w:val="32"/>
         </w:rPr>
       </w:pPr>
+      <w:r>
+        <w:rPr>
+          <w:rFonts w:ascii="Arial" w:hAnsi="Arial" w:cs="Arial"/>
+          <w:sz w:val="32"/>
+          <w:szCs w:val="32"/>
+        </w:rPr>
+        <w:t xml:space="preserve">The answer is correct as it matches what I got directly from the agent </w:t>
+      </w:r>
+    </w:p>
+    <w:p>
+      <w:pPr>
+        <w:pStyle w:val="ListParagraph"/>
+        <w:rPr>
+          <w:rFonts w:ascii="Arial" w:hAnsi="Arial" w:cs="Arial"/>
+          <w:sz w:val="32"/>
+          <w:szCs w:val="32"/>
+        </w:rPr>
+      </w:pPr>
     </w:p>
     <w:p>
       <w:pPr>
@@ -4968,7 +5531,6 @@
           <w:sz w:val="32"/>
           <w:szCs w:val="32"/>
         </w:rPr>
-        <w:lastRenderedPageBreak/>
         <w:t xml:space="preserve"> </w:t>
       </w:r>
       <w:r>
@@ -4991,6 +5553,7 @@
       </w:pPr>
       <w:r>
         <w:rPr>
+          <w:noProof/>
           <w:sz w:val="32"/>
           <w:szCs w:val="32"/>
         </w:rPr>
@@ -5010,7 +5573,7 @@
                     <pic:cNvPicPr/>
                   </pic:nvPicPr>
                   <pic:blipFill>
-                    <a:blip r:embed="rId43"/>
+                    <a:blip r:embed="rId47"/>
                     <a:stretch>
                       <a:fillRect/>
                     </a:stretch>
@@ -5041,6 +5604,34 @@
     <w:p>
       <w:pPr>
         <w:pStyle w:val="ListParagraph"/>
+        <w:rPr>
+          <w:rFonts w:ascii="Arial" w:hAnsi="Arial" w:cs="Arial"/>
+          <w:sz w:val="32"/>
+          <w:szCs w:val="32"/>
+        </w:rPr>
+      </w:pPr>
+      <w:r>
+        <w:rPr>
+          <w:rFonts w:ascii="Arial" w:hAnsi="Arial" w:cs="Arial"/>
+          <w:sz w:val="32"/>
+          <w:szCs w:val="32"/>
+        </w:rPr>
+        <w:t xml:space="preserve">The answer is correct as it matches what I got directly from the agent </w:t>
+      </w:r>
+    </w:p>
+    <w:p>
+      <w:pPr>
+        <w:pStyle w:val="ListParagraph"/>
+        <w:ind w:left="0"/>
+        <w:rPr>
+          <w:sz w:val="32"/>
+          <w:szCs w:val="32"/>
+        </w:rPr>
+      </w:pPr>
+    </w:p>
+    <w:p>
+      <w:pPr>
+        <w:pStyle w:val="ListParagraph"/>
         <w:ind w:left="0"/>
         <w:rPr>
           <w:sz w:val="32"/>
@@ -5080,22 +5671,21 @@
     </w:p>
     <w:p>
       <w:pPr>
-        <w:pStyle w:val="ListParagraph"/>
-        <w:ind w:left="0"/>
-        <w:rPr>
-          <w:sz w:val="32"/>
-          <w:szCs w:val="32"/>
-        </w:rPr>
-      </w:pPr>
-      <w:r>
-        <w:rPr>
+        <w:rPr>
+          <w:sz w:val="32"/>
+          <w:szCs w:val="32"/>
+        </w:rPr>
+      </w:pPr>
+      <w:r>
+        <w:rPr>
+          <w:noProof/>
           <w:sz w:val="32"/>
           <w:szCs w:val="32"/>
         </w:rPr>
         <w:drawing>
-          <wp:inline distT="0" distB="0" distL="0" distR="0" wp14:anchorId="3E5875C8" wp14:editId="3ACC69C1">
-            <wp:extent cx="5731510" cy="2642870"/>
-            <wp:effectExtent l="0" t="0" r="2540" b="5080"/>
+          <wp:inline distT="0" distB="0" distL="0" distR="0" wp14:anchorId="3601B7DD" wp14:editId="58FD302D">
+            <wp:extent cx="5731510" cy="2042160"/>
+            <wp:effectExtent l="0" t="0" r="2540" b="0"/>
             <wp:docPr id="910261593" name="Picture 1"/>
             <wp:cNvGraphicFramePr>
               <a:graphicFrameLocks xmlns:a="http://schemas.openxmlformats.org/drawingml/2006/main" noChangeAspect="1"/>
@@ -5108,7 +5698,7 @@
                     <pic:cNvPicPr/>
                   </pic:nvPicPr>
                   <pic:blipFill>
-                    <a:blip r:embed="rId44"/>
+                    <a:blip r:embed="rId48"/>
                     <a:stretch>
                       <a:fillRect/>
                     </a:stretch>
@@ -5116,7 +5706,7 @@
                   <pic:spPr>
                     <a:xfrm>
                       <a:off x="0" y="0"/>
-                      <a:ext cx="5731510" cy="2642870"/>
+                      <a:ext cx="5731510" cy="2042160"/>
                     </a:xfrm>
                     <a:prstGeom prst="rect">
                       <a:avLst/>
@@ -5128,6 +5718,24 @@
           </wp:inline>
         </w:drawing>
       </w:r>
+      <w:r>
+        <w:rPr>
+          <w:rFonts w:ascii="Arial" w:hAnsi="Arial" w:cs="Arial"/>
+          <w:sz w:val="32"/>
+          <w:szCs w:val="32"/>
+        </w:rPr>
+        <w:t xml:space="preserve">The answer is correct as it matches what I got directly from the agent </w:t>
+      </w:r>
+    </w:p>
+    <w:p>
+      <w:pPr>
+        <w:pStyle w:val="ListParagraph"/>
+        <w:ind w:left="0"/>
+        <w:rPr>
+          <w:sz w:val="32"/>
+          <w:szCs w:val="32"/>
+        </w:rPr>
+      </w:pPr>
     </w:p>
     <w:p>
       <w:pPr>
@@ -5198,7 +5806,6 @@
           <w:sz w:val="32"/>
           <w:szCs w:val="32"/>
         </w:rPr>
-        <w:lastRenderedPageBreak/>
         <w:t>KEY INSIGHTS</w:t>
       </w:r>
     </w:p>
@@ -5450,16 +6057,7 @@
           <w:sz w:val="32"/>
           <w:szCs w:val="32"/>
         </w:rPr>
-        <w:t xml:space="preserve">. I </w:t>
-      </w:r>
-      <w:r>
-        <w:rPr>
-          <w:rFonts w:ascii="Arial" w:hAnsi="Arial" w:cs="Arial"/>
-          <w:sz w:val="32"/>
-          <w:szCs w:val="32"/>
-        </w:rPr>
-        <w:lastRenderedPageBreak/>
-        <w:t xml:space="preserve">also struggled with reviewing the dataset </w:t>
+        <w:t xml:space="preserve">. I also struggled with reviewing the dataset </w:t>
       </w:r>
       <w:r>
         <w:rPr>
@@ -5536,17 +6134,19 @@
           <w:sz w:val="32"/>
           <w:szCs w:val="32"/>
         </w:rPr>
-        <w:t>Overall,</w:t>
-      </w:r>
-      <w:r>
+        <w:t>Overall, this project showed me that building a data agent is not just a technical task. The thinking behind the instructions matters just as much as the setup and that is a skill that applies far beyond Databricks.</w:t>
+      </w:r>
+    </w:p>
+    <w:p>
+      <w:pPr>
+        <w:pStyle w:val="ListParagraph"/>
+        <w:ind w:left="0"/>
         <w:rPr>
           <w:rFonts w:ascii="Arial" w:hAnsi="Arial" w:cs="Arial"/>
-          <w:color w:val="1E1E1E"/>
-          <w:sz w:val="32"/>
-          <w:szCs w:val="32"/>
-        </w:rPr>
-        <w:t xml:space="preserve"> this project showed me that building a data agent is not just a technical task. The thinking behind the instructions matters just as much as the setup and that is a skill that applies far beyond Databricks.</w:t>
-      </w:r>
+          <w:sz w:val="32"/>
+          <w:szCs w:val="32"/>
+        </w:rPr>
+      </w:pPr>
     </w:p>
     <w:p>
       <w:pPr>
@@ -5558,6 +6158,45 @@
           <w:szCs w:val="32"/>
         </w:rPr>
       </w:pPr>
+    </w:p>
+    <w:p>
+      <w:pPr>
+        <w:pStyle w:val="ListParagraph"/>
+        <w:ind w:left="0"/>
+        <w:rPr>
+          <w:rFonts w:ascii="Arial" w:hAnsi="Arial" w:cs="Arial"/>
+          <w:sz w:val="32"/>
+          <w:szCs w:val="32"/>
+        </w:rPr>
+      </w:pPr>
+      <w:r>
+        <w:rPr>
+          <w:rFonts w:ascii="Arial" w:hAnsi="Arial" w:cs="Arial"/>
+          <w:sz w:val="32"/>
+          <w:szCs w:val="32"/>
+        </w:rPr>
+        <w:t>GithubLink:</w:t>
+      </w:r>
+    </w:p>
+    <w:p>
+      <w:pPr>
+        <w:pStyle w:val="ListParagraph"/>
+        <w:ind w:left="0"/>
+        <w:rPr>
+          <w:rFonts w:ascii="Arial" w:hAnsi="Arial" w:cs="Arial"/>
+          <w:sz w:val="32"/>
+          <w:szCs w:val="32"/>
+        </w:rPr>
+      </w:pPr>
+      <w:r>
+        <w:rPr>
+          <w:rFonts w:ascii="Arial" w:hAnsi="Arial" w:cs="Arial"/>
+          <w:sz w:val="32"/>
+          <w:szCs w:val="32"/>
+        </w:rPr>
+        <w:lastRenderedPageBreak/>
+        <w:t>https://github.com/Lutendo-lulu/BUILDING-A-RETAIL-SALES-DATA-AGENT</w:t>
+      </w:r>
     </w:p>
     <w:p>
       <w:pPr>
@@ -5582,6 +6221,56 @@
     </w:sectPr>
   </w:body>
 </w:document>
+</file>
+
+<file path=word/endnotes.xml><?xml version="1.0" encoding="utf-8"?>
+<w:endnotes xmlns:wpc="http://schemas.microsoft.com/office/word/2010/wordprocessingCanvas" xmlns:cx="http://schemas.microsoft.com/office/drawing/2014/chartex" xmlns:cx1="http://schemas.microsoft.com/office/drawing/2015/9/8/chartex" xmlns:cx2="http://schemas.microsoft.com/office/drawing/2015/10/21/chartex" xmlns:cx3="http://schemas.microsoft.com/office/drawing/2016/5/9/chartex" xmlns:cx4="http://schemas.microsoft.com/office/drawing/2016/5/10/chartex" xmlns:cx5="http://schemas.microsoft.com/office/drawing/2016/5/11/chartex" xmlns:cx6="http://schemas.microsoft.com/office/drawing/2016/5/12/chartex" xmlns:cx7="http://schemas.microsoft.com/office/drawing/2016/5/13/chartex" xmlns:cx8="http://schemas.microsoft.com/office/drawing/2016/5/14/chartex" xmlns:mc="http://schemas.openxmlformats.org/markup-compatibility/2006" xmlns:aink="http://schemas.microsoft.com/office/drawing/2016/ink" xmlns:am3d="http://schemas.microsoft.com/office/drawing/2017/model3d" xmlns:o="urn:schemas-microsoft-com:office:office" xmlns:oel="http://schemas.microsoft.com/office/2019/extlst" xmlns:r="http://schemas.openxmlformats.org/officeDocument/2006/relationships" xmlns:m="http://schemas.openxmlformats.org/officeDocument/2006/math" xmlns:v="urn:schemas-microsoft-com:vml" xmlns:wp14="http://schemas.microsoft.com/office/word/2010/wordprocessingDrawing" xmlns:wp="http://schemas.openxmlformats.org/drawingml/2006/wordprocessingDrawing" xmlns:w10="urn:schemas-microsoft-com:office:word" xmlns:w="http://schemas.openxmlformats.org/wordprocessingml/2006/main" xmlns:w14="http://schemas.microsoft.com/office/word/2010/wordml" xmlns:w15="http://schemas.microsoft.com/office/word/2012/wordml" xmlns:w16cex="http://schemas.microsoft.com/office/word/2018/wordml/cex" xmlns:w16cid="http://schemas.microsoft.com/office/word/2016/wordml/cid" xmlns:w16="http://schemas.microsoft.com/office/word/2018/wordml" xmlns:w16du="http://schemas.microsoft.com/office/word/2023/wordml/word16du" xmlns:w16sdtdh="http://schemas.microsoft.com/office/word/2020/wordml/sdtdatahash" xmlns:w16sdtfl="http://schemas.microsoft.com/office/word/2024/wordml/sdtformatlock" xmlns:w16se="http://schemas.microsoft.com/office/word/2015/wordml/symex" xmlns:wpg="http://schemas.microsoft.com/office/word/2010/wordprocessingGroup" xmlns:wpi="http://schemas.microsoft.com/office/word/2010/wordprocessingInk" xmlns:wne="http://schemas.microsoft.com/office/word/2006/wordml" xmlns:wps="http://schemas.microsoft.com/office/word/2010/wordprocessingShape" mc:Ignorable="w14 w15 w16se w16cid w16 w16cex w16sdtdh w16sdtfl w16du wp14">
+  <w:endnote w:type="separator" w:id="-1">
+    <w:p>
+      <w:pPr>
+        <w:spacing w:after="0" w:line="240" w:lineRule="auto"/>
+      </w:pPr>
+      <w:r>
+        <w:separator/>
+      </w:r>
+    </w:p>
+  </w:endnote>
+  <w:endnote w:type="continuationSeparator" w:id="0">
+    <w:p>
+      <w:pPr>
+        <w:spacing w:after="0" w:line="240" w:lineRule="auto"/>
+      </w:pPr>
+      <w:r>
+        <w:continuationSeparator/>
+      </w:r>
+    </w:p>
+  </w:endnote>
+</w:endnotes>
+</file>
+
+<file path=word/footnotes.xml><?xml version="1.0" encoding="utf-8"?>
+<w:footnotes xmlns:wpc="http://schemas.microsoft.com/office/word/2010/wordprocessingCanvas" xmlns:cx="http://schemas.microsoft.com/office/drawing/2014/chartex" xmlns:cx1="http://schemas.microsoft.com/office/drawing/2015/9/8/chartex" xmlns:cx2="http://schemas.microsoft.com/office/drawing/2015/10/21/chartex" xmlns:cx3="http://schemas.microsoft.com/office/drawing/2016/5/9/chartex" xmlns:cx4="http://schemas.microsoft.com/office/drawing/2016/5/10/chartex" xmlns:cx5="http://schemas.microsoft.com/office/drawing/2016/5/11/chartex" xmlns:cx6="http://schemas.microsoft.com/office/drawing/2016/5/12/chartex" xmlns:cx7="http://schemas.microsoft.com/office/drawing/2016/5/13/chartex" xmlns:cx8="http://schemas.microsoft.com/office/drawing/2016/5/14/chartex" xmlns:mc="http://schemas.openxmlformats.org/markup-compatibility/2006" xmlns:aink="http://schemas.microsoft.com/office/drawing/2016/ink" xmlns:am3d="http://schemas.microsoft.com/office/drawing/2017/model3d" xmlns:o="urn:schemas-microsoft-com:office:office" xmlns:oel="http://schemas.microsoft.com/office/2019/extlst" xmlns:r="http://schemas.openxmlformats.org/officeDocument/2006/relationships" xmlns:m="http://schemas.openxmlformats.org/officeDocument/2006/math" xmlns:v="urn:schemas-microsoft-com:vml" xmlns:wp14="http://schemas.microsoft.com/office/word/2010/wordprocessingDrawing" xmlns:wp="http://schemas.openxmlformats.org/drawingml/2006/wordprocessingDrawing" xmlns:w10="urn:schemas-microsoft-com:office:word" xmlns:w="http://schemas.openxmlformats.org/wordprocessingml/2006/main" xmlns:w14="http://schemas.microsoft.com/office/word/2010/wordml" xmlns:w15="http://schemas.microsoft.com/office/word/2012/wordml" xmlns:w16cex="http://schemas.microsoft.com/office/word/2018/wordml/cex" xmlns:w16cid="http://schemas.microsoft.com/office/word/2016/wordml/cid" xmlns:w16="http://schemas.microsoft.com/office/word/2018/wordml" xmlns:w16du="http://schemas.microsoft.com/office/word/2023/wordml/word16du" xmlns:w16sdtdh="http://schemas.microsoft.com/office/word/2020/wordml/sdtdatahash" xmlns:w16sdtfl="http://schemas.microsoft.com/office/word/2024/wordml/sdtformatlock" xmlns:w16se="http://schemas.microsoft.com/office/word/2015/wordml/symex" xmlns:wpg="http://schemas.microsoft.com/office/word/2010/wordprocessingGroup" xmlns:wpi="http://schemas.microsoft.com/office/word/2010/wordprocessingInk" xmlns:wne="http://schemas.microsoft.com/office/word/2006/wordml" xmlns:wps="http://schemas.microsoft.com/office/word/2010/wordprocessingShape" mc:Ignorable="w14 w15 w16se w16cid w16 w16cex w16sdtdh w16sdtfl w16du wp14">
+  <w:footnote w:type="separator" w:id="-1">
+    <w:p>
+      <w:pPr>
+        <w:spacing w:after="0" w:line="240" w:lineRule="auto"/>
+      </w:pPr>
+      <w:r>
+        <w:separator/>
+      </w:r>
+    </w:p>
+  </w:footnote>
+  <w:footnote w:type="continuationSeparator" w:id="0">
+    <w:p>
+      <w:pPr>
+        <w:spacing w:after="0" w:line="240" w:lineRule="auto"/>
+      </w:pPr>
+      <w:r>
+        <w:continuationSeparator/>
+      </w:r>
+    </w:p>
+  </w:footnote>
+</w:footnotes>
 </file>
 
 <file path=word/numbering.xml><?xml version="1.0" encoding="utf-8"?>
@@ -6584,6 +7273,7 @@
   <w:style w:type="character" w:default="1" w:styleId="DefaultParagraphFont">
     <w:name w:val="Default Paragraph Font"/>
     <w:uiPriority w:val="1"/>
+    <w:semiHidden/>
     <w:unhideWhenUsed/>
   </w:style>
   <w:style w:type="table" w:default="1" w:styleId="TableNormal">
@@ -6964,6 +7654,50 @@
       <w:kern w:val="0"/>
     </w:rPr>
   </w:style>
+  <w:style w:type="paragraph" w:styleId="Header">
+    <w:name w:val="header"/>
+    <w:basedOn w:val="Normal"/>
+    <w:link w:val="HeaderChar"/>
+    <w:uiPriority w:val="99"/>
+    <w:unhideWhenUsed/>
+    <w:rsid w:val="00F561E7"/>
+    <w:pPr>
+      <w:tabs>
+        <w:tab w:val="center" w:pos="4513"/>
+        <w:tab w:val="right" w:pos="9026"/>
+      </w:tabs>
+      <w:spacing w:after="0" w:line="240" w:lineRule="auto"/>
+    </w:pPr>
+  </w:style>
+  <w:style w:type="character" w:customStyle="1" w:styleId="HeaderChar">
+    <w:name w:val="Header Char"/>
+    <w:basedOn w:val="DefaultParagraphFont"/>
+    <w:link w:val="Header"/>
+    <w:uiPriority w:val="99"/>
+    <w:rsid w:val="00F561E7"/>
+  </w:style>
+  <w:style w:type="paragraph" w:styleId="Footer">
+    <w:name w:val="footer"/>
+    <w:basedOn w:val="Normal"/>
+    <w:link w:val="FooterChar"/>
+    <w:uiPriority w:val="99"/>
+    <w:unhideWhenUsed/>
+    <w:rsid w:val="00F561E7"/>
+    <w:pPr>
+      <w:tabs>
+        <w:tab w:val="center" w:pos="4513"/>
+        <w:tab w:val="right" w:pos="9026"/>
+      </w:tabs>
+      <w:spacing w:after="0" w:line="240" w:lineRule="auto"/>
+    </w:pPr>
+  </w:style>
+  <w:style w:type="character" w:customStyle="1" w:styleId="FooterChar">
+    <w:name w:val="Footer Char"/>
+    <w:basedOn w:val="DefaultParagraphFont"/>
+    <w:link w:val="Footer"/>
+    <w:uiPriority w:val="99"/>
+    <w:rsid w:val="00F561E7"/>
+  </w:style>
 </w:styles>
 </file>
 
